--- a/informatic/lab1/report.docx
+++ b/informatic/lab1/report.docx
@@ -399,8 +399,13 @@
     <w:sdt>
       <w:sdtPr>
         <w:rPr>
-          <w:rFonts w:ascii="Times New Roman" w:hAnsi="Times New Roman" w:cs="Times New Roman"/>
-          <w:color w:val="000000" w:themeColor="text1"/>
+          <w:rFonts w:ascii="Times New Roman" w:eastAsiaTheme="minorHAnsi" w:hAnsi="Times New Roman" w:cs="Times New Roman"/>
+          <w:color w:val="000000" w:themeColor="text1"/>
+          <w:kern w:val="2"/>
+          <w:sz w:val="24"/>
+          <w:szCs w:val="24"/>
+          <w:lang w:eastAsia="en-US"/>
+          <w14:ligatures w14:val="standardContextual"/>
         </w:rPr>
         <w:id w:val="2093654037"/>
         <w:docPartObj>
@@ -410,14 +415,8 @@
       </w:sdtPr>
       <w:sdtEndPr>
         <w:rPr>
-          <w:rFonts w:eastAsiaTheme="minorHAnsi"/>
           <w:b/>
           <w:bCs/>
-          <w:kern w:val="2"/>
-          <w:sz w:val="24"/>
-          <w:szCs w:val="24"/>
-          <w:lang w:eastAsia="en-US"/>
-          <w14:ligatures w14:val="standardContextual"/>
         </w:rPr>
       </w:sdtEndPr>
       <w:sdtContent>
@@ -444,7 +443,7 @@
               <w:tab w:val="right" w:leader="dot" w:pos="9345"/>
             </w:tabs>
             <w:rPr>
-              <w:rFonts w:eastAsiaTheme="minorEastAsia"/>
+              <w:rFonts w:ascii="Times New Roman" w:eastAsiaTheme="minorEastAsia" w:hAnsi="Times New Roman" w:cs="Times New Roman"/>
               <w:noProof/>
               <w:lang w:eastAsia="ru-RU"/>
             </w:rPr>
@@ -470,7 +469,7 @@
             </w:rPr>
             <w:fldChar w:fldCharType="separate"/>
           </w:r>
-          <w:hyperlink w:anchor="_Toc240448083" w:history="1">
+          <w:hyperlink w:anchor="_Toc240449591" w:history="1">
             <w:r>
               <w:rPr>
                 <w:rStyle w:val="ac"/>
@@ -481,6 +480,7 @@
             </w:r>
             <w:r>
               <w:rPr>
+                <w:rFonts w:ascii="Times New Roman" w:hAnsi="Times New Roman" w:cs="Times New Roman"/>
                 <w:noProof/>
                 <w:webHidden/>
               </w:rPr>
@@ -488,6 +488,7 @@
             </w:r>
             <w:r>
               <w:rPr>
+                <w:rFonts w:ascii="Times New Roman" w:hAnsi="Times New Roman" w:cs="Times New Roman"/>
                 <w:noProof/>
                 <w:webHidden/>
               </w:rPr>
@@ -495,19 +496,22 @@
             </w:r>
             <w:r>
               <w:rPr>
-                <w:noProof/>
-                <w:webHidden/>
-              </w:rPr>
-              <w:instrText xml:space="preserve"> PAGEREF _Toc240448083 \h </w:instrText>
-            </w:r>
-            <w:r>
-              <w:rPr>
-                <w:noProof/>
-                <w:webHidden/>
-              </w:rPr>
-            </w:r>
-            <w:r>
-              <w:rPr>
+                <w:rFonts w:ascii="Times New Roman" w:hAnsi="Times New Roman" w:cs="Times New Roman"/>
+                <w:noProof/>
+                <w:webHidden/>
+              </w:rPr>
+              <w:instrText xml:space="preserve"> PAGEREF _Toc240449591 \h </w:instrText>
+            </w:r>
+            <w:r>
+              <w:rPr>
+                <w:rFonts w:ascii="Times New Roman" w:hAnsi="Times New Roman" w:cs="Times New Roman"/>
+                <w:noProof/>
+                <w:webHidden/>
+              </w:rPr>
+            </w:r>
+            <w:r>
+              <w:rPr>
+                <w:rFonts w:ascii="Times New Roman" w:hAnsi="Times New Roman" w:cs="Times New Roman"/>
                 <w:noProof/>
                 <w:webHidden/>
               </w:rPr>
@@ -515,6 +519,7 @@
             </w:r>
             <w:r>
               <w:rPr>
+                <w:rFonts w:ascii="Times New Roman" w:hAnsi="Times New Roman" w:cs="Times New Roman"/>
                 <w:noProof/>
                 <w:webHidden/>
               </w:rPr>
@@ -522,6 +527,7 @@
             </w:r>
             <w:r>
               <w:rPr>
+                <w:rFonts w:ascii="Times New Roman" w:hAnsi="Times New Roman" w:cs="Times New Roman"/>
                 <w:noProof/>
                 <w:webHidden/>
               </w:rPr>
@@ -536,12 +542,12 @@
               <w:tab w:val="right" w:leader="dot" w:pos="9345"/>
             </w:tabs>
             <w:rPr>
-              <w:rFonts w:eastAsiaTheme="minorEastAsia"/>
+              <w:rFonts w:ascii="Times New Roman" w:eastAsiaTheme="minorEastAsia" w:hAnsi="Times New Roman" w:cs="Times New Roman"/>
               <w:noProof/>
               <w:lang w:eastAsia="ru-RU"/>
             </w:rPr>
           </w:pPr>
-          <w:hyperlink w:anchor="_Toc240448084" w:history="1">
+          <w:hyperlink w:anchor="_Toc240449592" w:history="1">
             <w:r>
               <w:rPr>
                 <w:rStyle w:val="ac"/>
@@ -552,6 +558,7 @@
             </w:r>
             <w:r>
               <w:rPr>
+                <w:rFonts w:ascii="Times New Roman" w:hAnsi="Times New Roman" w:cs="Times New Roman"/>
                 <w:noProof/>
                 <w:webHidden/>
               </w:rPr>
@@ -559,6 +566,7 @@
             </w:r>
             <w:r>
               <w:rPr>
+                <w:rFonts w:ascii="Times New Roman" w:hAnsi="Times New Roman" w:cs="Times New Roman"/>
                 <w:noProof/>
                 <w:webHidden/>
               </w:rPr>
@@ -566,19 +574,22 @@
             </w:r>
             <w:r>
               <w:rPr>
-                <w:noProof/>
-                <w:webHidden/>
-              </w:rPr>
-              <w:instrText xml:space="preserve"> PAGEREF _Toc240448084 \h </w:instrText>
-            </w:r>
-            <w:r>
-              <w:rPr>
-                <w:noProof/>
-                <w:webHidden/>
-              </w:rPr>
-            </w:r>
-            <w:r>
-              <w:rPr>
+                <w:rFonts w:ascii="Times New Roman" w:hAnsi="Times New Roman" w:cs="Times New Roman"/>
+                <w:noProof/>
+                <w:webHidden/>
+              </w:rPr>
+              <w:instrText xml:space="preserve"> PAGEREF _Toc240449592 \h </w:instrText>
+            </w:r>
+            <w:r>
+              <w:rPr>
+                <w:rFonts w:ascii="Times New Roman" w:hAnsi="Times New Roman" w:cs="Times New Roman"/>
+                <w:noProof/>
+                <w:webHidden/>
+              </w:rPr>
+            </w:r>
+            <w:r>
+              <w:rPr>
+                <w:rFonts w:ascii="Times New Roman" w:hAnsi="Times New Roman" w:cs="Times New Roman"/>
                 <w:noProof/>
                 <w:webHidden/>
               </w:rPr>
@@ -586,6 +597,7 @@
             </w:r>
             <w:r>
               <w:rPr>
+                <w:rFonts w:ascii="Times New Roman" w:hAnsi="Times New Roman" w:cs="Times New Roman"/>
                 <w:noProof/>
                 <w:webHidden/>
               </w:rPr>
@@ -593,6 +605,7 @@
             </w:r>
             <w:r>
               <w:rPr>
+                <w:rFonts w:ascii="Times New Roman" w:hAnsi="Times New Roman" w:cs="Times New Roman"/>
                 <w:noProof/>
                 <w:webHidden/>
               </w:rPr>
@@ -607,12 +620,12 @@
               <w:tab w:val="right" w:leader="dot" w:pos="9345"/>
             </w:tabs>
             <w:rPr>
-              <w:rFonts w:eastAsiaTheme="minorEastAsia"/>
+              <w:rFonts w:ascii="Times New Roman" w:eastAsiaTheme="minorEastAsia" w:hAnsi="Times New Roman" w:cs="Times New Roman"/>
               <w:noProof/>
               <w:lang w:eastAsia="ru-RU"/>
             </w:rPr>
           </w:pPr>
-          <w:hyperlink w:anchor="_Toc240448085" w:history="1">
+          <w:hyperlink w:anchor="_Toc240449593" w:history="1">
             <w:r>
               <w:rPr>
                 <w:rStyle w:val="ac"/>
@@ -623,6 +636,7 @@
             </w:r>
             <w:r>
               <w:rPr>
+                <w:rFonts w:ascii="Times New Roman" w:hAnsi="Times New Roman" w:cs="Times New Roman"/>
                 <w:noProof/>
                 <w:webHidden/>
               </w:rPr>
@@ -630,6 +644,7 @@
             </w:r>
             <w:r>
               <w:rPr>
+                <w:rFonts w:ascii="Times New Roman" w:hAnsi="Times New Roman" w:cs="Times New Roman"/>
                 <w:noProof/>
                 <w:webHidden/>
               </w:rPr>
@@ -637,19 +652,22 @@
             </w:r>
             <w:r>
               <w:rPr>
-                <w:noProof/>
-                <w:webHidden/>
-              </w:rPr>
-              <w:instrText xml:space="preserve"> PAGEREF _Toc240448085 \h </w:instrText>
-            </w:r>
-            <w:r>
-              <w:rPr>
-                <w:noProof/>
-                <w:webHidden/>
-              </w:rPr>
-            </w:r>
-            <w:r>
-              <w:rPr>
+                <w:rFonts w:ascii="Times New Roman" w:hAnsi="Times New Roman" w:cs="Times New Roman"/>
+                <w:noProof/>
+                <w:webHidden/>
+              </w:rPr>
+              <w:instrText xml:space="preserve"> PAGEREF _Toc240449593 \h </w:instrText>
+            </w:r>
+            <w:r>
+              <w:rPr>
+                <w:rFonts w:ascii="Times New Roman" w:hAnsi="Times New Roman" w:cs="Times New Roman"/>
+                <w:noProof/>
+                <w:webHidden/>
+              </w:rPr>
+            </w:r>
+            <w:r>
+              <w:rPr>
+                <w:rFonts w:ascii="Times New Roman" w:hAnsi="Times New Roman" w:cs="Times New Roman"/>
                 <w:noProof/>
                 <w:webHidden/>
               </w:rPr>
@@ -657,6 +675,7 @@
             </w:r>
             <w:r>
               <w:rPr>
+                <w:rFonts w:ascii="Times New Roman" w:hAnsi="Times New Roman" w:cs="Times New Roman"/>
                 <w:noProof/>
                 <w:webHidden/>
               </w:rPr>
@@ -664,6 +683,7 @@
             </w:r>
             <w:r>
               <w:rPr>
+                <w:rFonts w:ascii="Times New Roman" w:hAnsi="Times New Roman" w:cs="Times New Roman"/>
                 <w:noProof/>
                 <w:webHidden/>
               </w:rPr>
@@ -678,12 +698,12 @@
               <w:tab w:val="right" w:leader="dot" w:pos="9345"/>
             </w:tabs>
             <w:rPr>
-              <w:rFonts w:eastAsiaTheme="minorEastAsia"/>
+              <w:rFonts w:ascii="Times New Roman" w:eastAsiaTheme="minorEastAsia" w:hAnsi="Times New Roman" w:cs="Times New Roman"/>
               <w:noProof/>
               <w:lang w:eastAsia="ru-RU"/>
             </w:rPr>
           </w:pPr>
-          <w:hyperlink w:anchor="_Toc240448086" w:history="1">
+          <w:hyperlink w:anchor="_Toc240449594" w:history="1">
             <w:r>
               <w:rPr>
                 <w:rStyle w:val="ac"/>
@@ -694,6 +714,7 @@
             </w:r>
             <w:r>
               <w:rPr>
+                <w:rFonts w:ascii="Times New Roman" w:hAnsi="Times New Roman" w:cs="Times New Roman"/>
                 <w:noProof/>
                 <w:webHidden/>
               </w:rPr>
@@ -701,6 +722,7 @@
             </w:r>
             <w:r>
               <w:rPr>
+                <w:rFonts w:ascii="Times New Roman" w:hAnsi="Times New Roman" w:cs="Times New Roman"/>
                 <w:noProof/>
                 <w:webHidden/>
               </w:rPr>
@@ -708,19 +730,22 @@
             </w:r>
             <w:r>
               <w:rPr>
-                <w:noProof/>
-                <w:webHidden/>
-              </w:rPr>
-              <w:instrText xml:space="preserve"> PAGEREF _Toc240448086 \h </w:instrText>
-            </w:r>
-            <w:r>
-              <w:rPr>
-                <w:noProof/>
-                <w:webHidden/>
-              </w:rPr>
-            </w:r>
-            <w:r>
-              <w:rPr>
+                <w:rFonts w:ascii="Times New Roman" w:hAnsi="Times New Roman" w:cs="Times New Roman"/>
+                <w:noProof/>
+                <w:webHidden/>
+              </w:rPr>
+              <w:instrText xml:space="preserve"> PAGEREF _Toc240449594 \h </w:instrText>
+            </w:r>
+            <w:r>
+              <w:rPr>
+                <w:rFonts w:ascii="Times New Roman" w:hAnsi="Times New Roman" w:cs="Times New Roman"/>
+                <w:noProof/>
+                <w:webHidden/>
+              </w:rPr>
+            </w:r>
+            <w:r>
+              <w:rPr>
+                <w:rFonts w:ascii="Times New Roman" w:hAnsi="Times New Roman" w:cs="Times New Roman"/>
                 <w:noProof/>
                 <w:webHidden/>
               </w:rPr>
@@ -728,6 +753,7 @@
             </w:r>
             <w:r>
               <w:rPr>
+                <w:rFonts w:ascii="Times New Roman" w:hAnsi="Times New Roman" w:cs="Times New Roman"/>
                 <w:noProof/>
                 <w:webHidden/>
               </w:rPr>
@@ -735,6 +761,7 @@
             </w:r>
             <w:r>
               <w:rPr>
+                <w:rFonts w:ascii="Times New Roman" w:hAnsi="Times New Roman" w:cs="Times New Roman"/>
                 <w:noProof/>
                 <w:webHidden/>
               </w:rPr>
@@ -749,12 +776,12 @@
               <w:tab w:val="right" w:leader="dot" w:pos="9345"/>
             </w:tabs>
             <w:rPr>
-              <w:rFonts w:eastAsiaTheme="minorEastAsia"/>
+              <w:rFonts w:ascii="Times New Roman" w:eastAsiaTheme="minorEastAsia" w:hAnsi="Times New Roman" w:cs="Times New Roman"/>
               <w:noProof/>
               <w:lang w:eastAsia="ru-RU"/>
             </w:rPr>
           </w:pPr>
-          <w:hyperlink w:anchor="_Toc240448087" w:history="1">
+          <w:hyperlink w:anchor="_Toc240449595" w:history="1">
             <w:r>
               <w:rPr>
                 <w:rStyle w:val="ac"/>
@@ -765,6 +792,7 @@
             </w:r>
             <w:r>
               <w:rPr>
+                <w:rFonts w:ascii="Times New Roman" w:hAnsi="Times New Roman" w:cs="Times New Roman"/>
                 <w:noProof/>
                 <w:webHidden/>
               </w:rPr>
@@ -772,6 +800,7 @@
             </w:r>
             <w:r>
               <w:rPr>
+                <w:rFonts w:ascii="Times New Roman" w:hAnsi="Times New Roman" w:cs="Times New Roman"/>
                 <w:noProof/>
                 <w:webHidden/>
               </w:rPr>
@@ -779,19 +808,22 @@
             </w:r>
             <w:r>
               <w:rPr>
-                <w:noProof/>
-                <w:webHidden/>
-              </w:rPr>
-              <w:instrText xml:space="preserve"> PAGEREF _Toc240448087 \h </w:instrText>
-            </w:r>
-            <w:r>
-              <w:rPr>
-                <w:noProof/>
-                <w:webHidden/>
-              </w:rPr>
-            </w:r>
-            <w:r>
-              <w:rPr>
+                <w:rFonts w:ascii="Times New Roman" w:hAnsi="Times New Roman" w:cs="Times New Roman"/>
+                <w:noProof/>
+                <w:webHidden/>
+              </w:rPr>
+              <w:instrText xml:space="preserve"> PAGEREF _Toc240449595 \h </w:instrText>
+            </w:r>
+            <w:r>
+              <w:rPr>
+                <w:rFonts w:ascii="Times New Roman" w:hAnsi="Times New Roman" w:cs="Times New Roman"/>
+                <w:noProof/>
+                <w:webHidden/>
+              </w:rPr>
+            </w:r>
+            <w:r>
+              <w:rPr>
+                <w:rFonts w:ascii="Times New Roman" w:hAnsi="Times New Roman" w:cs="Times New Roman"/>
                 <w:noProof/>
                 <w:webHidden/>
               </w:rPr>
@@ -799,6 +831,7 @@
             </w:r>
             <w:r>
               <w:rPr>
+                <w:rFonts w:ascii="Times New Roman" w:hAnsi="Times New Roman" w:cs="Times New Roman"/>
                 <w:noProof/>
                 <w:webHidden/>
               </w:rPr>
@@ -806,6 +839,7 @@
             </w:r>
             <w:r>
               <w:rPr>
+                <w:rFonts w:ascii="Times New Roman" w:hAnsi="Times New Roman" w:cs="Times New Roman"/>
                 <w:noProof/>
                 <w:webHidden/>
               </w:rPr>
@@ -820,12 +854,12 @@
               <w:tab w:val="right" w:leader="dot" w:pos="9345"/>
             </w:tabs>
             <w:rPr>
-              <w:rFonts w:eastAsiaTheme="minorEastAsia"/>
+              <w:rFonts w:ascii="Times New Roman" w:eastAsiaTheme="minorEastAsia" w:hAnsi="Times New Roman" w:cs="Times New Roman"/>
               <w:noProof/>
               <w:lang w:eastAsia="ru-RU"/>
             </w:rPr>
           </w:pPr>
-          <w:hyperlink w:anchor="_Toc240448088" w:history="1">
+          <w:hyperlink w:anchor="_Toc240449596" w:history="1">
             <w:r>
               <w:rPr>
                 <w:rStyle w:val="ac"/>
@@ -836,6 +870,7 @@
             </w:r>
             <w:r>
               <w:rPr>
+                <w:rFonts w:ascii="Times New Roman" w:hAnsi="Times New Roman" w:cs="Times New Roman"/>
                 <w:noProof/>
                 <w:webHidden/>
               </w:rPr>
@@ -843,6 +878,7 @@
             </w:r>
             <w:r>
               <w:rPr>
+                <w:rFonts w:ascii="Times New Roman" w:hAnsi="Times New Roman" w:cs="Times New Roman"/>
                 <w:noProof/>
                 <w:webHidden/>
               </w:rPr>
@@ -850,19 +886,22 @@
             </w:r>
             <w:r>
               <w:rPr>
-                <w:noProof/>
-                <w:webHidden/>
-              </w:rPr>
-              <w:instrText xml:space="preserve"> PAGEREF _Toc240448088 \h </w:instrText>
-            </w:r>
-            <w:r>
-              <w:rPr>
-                <w:noProof/>
-                <w:webHidden/>
-              </w:rPr>
-            </w:r>
-            <w:r>
-              <w:rPr>
+                <w:rFonts w:ascii="Times New Roman" w:hAnsi="Times New Roman" w:cs="Times New Roman"/>
+                <w:noProof/>
+                <w:webHidden/>
+              </w:rPr>
+              <w:instrText xml:space="preserve"> PAGEREF _Toc240449596 \h </w:instrText>
+            </w:r>
+            <w:r>
+              <w:rPr>
+                <w:rFonts w:ascii="Times New Roman" w:hAnsi="Times New Roman" w:cs="Times New Roman"/>
+                <w:noProof/>
+                <w:webHidden/>
+              </w:rPr>
+            </w:r>
+            <w:r>
+              <w:rPr>
+                <w:rFonts w:ascii="Times New Roman" w:hAnsi="Times New Roman" w:cs="Times New Roman"/>
                 <w:noProof/>
                 <w:webHidden/>
               </w:rPr>
@@ -870,6 +909,7 @@
             </w:r>
             <w:r>
               <w:rPr>
+                <w:rFonts w:ascii="Times New Roman" w:hAnsi="Times New Roman" w:cs="Times New Roman"/>
                 <w:noProof/>
                 <w:webHidden/>
               </w:rPr>
@@ -877,6 +917,7 @@
             </w:r>
             <w:r>
               <w:rPr>
+                <w:rFonts w:ascii="Times New Roman" w:hAnsi="Times New Roman" w:cs="Times New Roman"/>
                 <w:noProof/>
                 <w:webHidden/>
               </w:rPr>
@@ -891,12 +932,12 @@
               <w:tab w:val="right" w:leader="dot" w:pos="9345"/>
             </w:tabs>
             <w:rPr>
-              <w:rFonts w:eastAsiaTheme="minorEastAsia"/>
+              <w:rFonts w:ascii="Times New Roman" w:eastAsiaTheme="minorEastAsia" w:hAnsi="Times New Roman" w:cs="Times New Roman"/>
               <w:noProof/>
               <w:lang w:eastAsia="ru-RU"/>
             </w:rPr>
           </w:pPr>
-          <w:hyperlink w:anchor="_Toc240448089" w:history="1">
+          <w:hyperlink w:anchor="_Toc240449597" w:history="1">
             <w:r>
               <w:rPr>
                 <w:rStyle w:val="ac"/>
@@ -907,6 +948,7 @@
             </w:r>
             <w:r>
               <w:rPr>
+                <w:rFonts w:ascii="Times New Roman" w:hAnsi="Times New Roman" w:cs="Times New Roman"/>
                 <w:noProof/>
                 <w:webHidden/>
               </w:rPr>
@@ -914,6 +956,7 @@
             </w:r>
             <w:r>
               <w:rPr>
+                <w:rFonts w:ascii="Times New Roman" w:hAnsi="Times New Roman" w:cs="Times New Roman"/>
                 <w:noProof/>
                 <w:webHidden/>
               </w:rPr>
@@ -921,19 +964,22 @@
             </w:r>
             <w:r>
               <w:rPr>
-                <w:noProof/>
-                <w:webHidden/>
-              </w:rPr>
-              <w:instrText xml:space="preserve"> PAGEREF _Toc240448089 \h </w:instrText>
-            </w:r>
-            <w:r>
-              <w:rPr>
-                <w:noProof/>
-                <w:webHidden/>
-              </w:rPr>
-            </w:r>
-            <w:r>
-              <w:rPr>
+                <w:rFonts w:ascii="Times New Roman" w:hAnsi="Times New Roman" w:cs="Times New Roman"/>
+                <w:noProof/>
+                <w:webHidden/>
+              </w:rPr>
+              <w:instrText xml:space="preserve"> PAGEREF _Toc240449597 \h </w:instrText>
+            </w:r>
+            <w:r>
+              <w:rPr>
+                <w:rFonts w:ascii="Times New Roman" w:hAnsi="Times New Roman" w:cs="Times New Roman"/>
+                <w:noProof/>
+                <w:webHidden/>
+              </w:rPr>
+            </w:r>
+            <w:r>
+              <w:rPr>
+                <w:rFonts w:ascii="Times New Roman" w:hAnsi="Times New Roman" w:cs="Times New Roman"/>
                 <w:noProof/>
                 <w:webHidden/>
               </w:rPr>
@@ -941,6 +987,7 @@
             </w:r>
             <w:r>
               <w:rPr>
+                <w:rFonts w:ascii="Times New Roman" w:hAnsi="Times New Roman" w:cs="Times New Roman"/>
                 <w:noProof/>
                 <w:webHidden/>
               </w:rPr>
@@ -948,6 +995,7 @@
             </w:r>
             <w:r>
               <w:rPr>
+                <w:rFonts w:ascii="Times New Roman" w:hAnsi="Times New Roman" w:cs="Times New Roman"/>
                 <w:noProof/>
                 <w:webHidden/>
               </w:rPr>
@@ -962,12 +1010,12 @@
               <w:tab w:val="right" w:leader="dot" w:pos="9345"/>
             </w:tabs>
             <w:rPr>
-              <w:rFonts w:eastAsiaTheme="minorEastAsia"/>
+              <w:rFonts w:ascii="Times New Roman" w:eastAsiaTheme="minorEastAsia" w:hAnsi="Times New Roman" w:cs="Times New Roman"/>
               <w:noProof/>
               <w:lang w:eastAsia="ru-RU"/>
             </w:rPr>
           </w:pPr>
-          <w:hyperlink w:anchor="_Toc240448090" w:history="1">
+          <w:hyperlink w:anchor="_Toc240449598" w:history="1">
             <w:r>
               <w:rPr>
                 <w:rStyle w:val="ac"/>
@@ -978,6 +1026,7 @@
             </w:r>
             <w:r>
               <w:rPr>
+                <w:rFonts w:ascii="Times New Roman" w:hAnsi="Times New Roman" w:cs="Times New Roman"/>
                 <w:noProof/>
                 <w:webHidden/>
               </w:rPr>
@@ -985,6 +1034,7 @@
             </w:r>
             <w:r>
               <w:rPr>
+                <w:rFonts w:ascii="Times New Roman" w:hAnsi="Times New Roman" w:cs="Times New Roman"/>
                 <w:noProof/>
                 <w:webHidden/>
               </w:rPr>
@@ -992,19 +1042,22 @@
             </w:r>
             <w:r>
               <w:rPr>
-                <w:noProof/>
-                <w:webHidden/>
-              </w:rPr>
-              <w:instrText xml:space="preserve"> PAGEREF _Toc240448090 \h </w:instrText>
-            </w:r>
-            <w:r>
-              <w:rPr>
-                <w:noProof/>
-                <w:webHidden/>
-              </w:rPr>
-            </w:r>
-            <w:r>
-              <w:rPr>
+                <w:rFonts w:ascii="Times New Roman" w:hAnsi="Times New Roman" w:cs="Times New Roman"/>
+                <w:noProof/>
+                <w:webHidden/>
+              </w:rPr>
+              <w:instrText xml:space="preserve"> PAGEREF _Toc240449598 \h </w:instrText>
+            </w:r>
+            <w:r>
+              <w:rPr>
+                <w:rFonts w:ascii="Times New Roman" w:hAnsi="Times New Roman" w:cs="Times New Roman"/>
+                <w:noProof/>
+                <w:webHidden/>
+              </w:rPr>
+            </w:r>
+            <w:r>
+              <w:rPr>
+                <w:rFonts w:ascii="Times New Roman" w:hAnsi="Times New Roman" w:cs="Times New Roman"/>
                 <w:noProof/>
                 <w:webHidden/>
               </w:rPr>
@@ -1012,6 +1065,7 @@
             </w:r>
             <w:r>
               <w:rPr>
+                <w:rFonts w:ascii="Times New Roman" w:hAnsi="Times New Roman" w:cs="Times New Roman"/>
                 <w:noProof/>
                 <w:webHidden/>
               </w:rPr>
@@ -1019,6 +1073,7 @@
             </w:r>
             <w:r>
               <w:rPr>
+                <w:rFonts w:ascii="Times New Roman" w:hAnsi="Times New Roman" w:cs="Times New Roman"/>
                 <w:noProof/>
                 <w:webHidden/>
               </w:rPr>
@@ -1033,12 +1088,12 @@
               <w:tab w:val="right" w:leader="dot" w:pos="9345"/>
             </w:tabs>
             <w:rPr>
-              <w:rFonts w:eastAsiaTheme="minorEastAsia"/>
+              <w:rFonts w:ascii="Times New Roman" w:eastAsiaTheme="minorEastAsia" w:hAnsi="Times New Roman" w:cs="Times New Roman"/>
               <w:noProof/>
               <w:lang w:eastAsia="ru-RU"/>
             </w:rPr>
           </w:pPr>
-          <w:hyperlink w:anchor="_Toc240448091" w:history="1">
+          <w:hyperlink w:anchor="_Toc240449599" w:history="1">
             <w:r>
               <w:rPr>
                 <w:rStyle w:val="ac"/>
@@ -1049,6 +1104,7 @@
             </w:r>
             <w:r>
               <w:rPr>
+                <w:rFonts w:ascii="Times New Roman" w:hAnsi="Times New Roman" w:cs="Times New Roman"/>
                 <w:noProof/>
                 <w:webHidden/>
               </w:rPr>
@@ -1056,6 +1112,7 @@
             </w:r>
             <w:r>
               <w:rPr>
+                <w:rFonts w:ascii="Times New Roman" w:hAnsi="Times New Roman" w:cs="Times New Roman"/>
                 <w:noProof/>
                 <w:webHidden/>
               </w:rPr>
@@ -1063,19 +1120,22 @@
             </w:r>
             <w:r>
               <w:rPr>
-                <w:noProof/>
-                <w:webHidden/>
-              </w:rPr>
-              <w:instrText xml:space="preserve"> PAGEREF _Toc240448091 \h </w:instrText>
-            </w:r>
-            <w:r>
-              <w:rPr>
-                <w:noProof/>
-                <w:webHidden/>
-              </w:rPr>
-            </w:r>
-            <w:r>
-              <w:rPr>
+                <w:rFonts w:ascii="Times New Roman" w:hAnsi="Times New Roman" w:cs="Times New Roman"/>
+                <w:noProof/>
+                <w:webHidden/>
+              </w:rPr>
+              <w:instrText xml:space="preserve"> PAGEREF _Toc240449599 \h </w:instrText>
+            </w:r>
+            <w:r>
+              <w:rPr>
+                <w:rFonts w:ascii="Times New Roman" w:hAnsi="Times New Roman" w:cs="Times New Roman"/>
+                <w:noProof/>
+                <w:webHidden/>
+              </w:rPr>
+            </w:r>
+            <w:r>
+              <w:rPr>
+                <w:rFonts w:ascii="Times New Roman" w:hAnsi="Times New Roman" w:cs="Times New Roman"/>
                 <w:noProof/>
                 <w:webHidden/>
               </w:rPr>
@@ -1083,6 +1143,7 @@
             </w:r>
             <w:r>
               <w:rPr>
+                <w:rFonts w:ascii="Times New Roman" w:hAnsi="Times New Roman" w:cs="Times New Roman"/>
                 <w:noProof/>
                 <w:webHidden/>
               </w:rPr>
@@ -1090,6 +1151,7 @@
             </w:r>
             <w:r>
               <w:rPr>
+                <w:rFonts w:ascii="Times New Roman" w:hAnsi="Times New Roman" w:cs="Times New Roman"/>
                 <w:noProof/>
                 <w:webHidden/>
               </w:rPr>
@@ -1104,12 +1166,12 @@
               <w:tab w:val="right" w:leader="dot" w:pos="9345"/>
             </w:tabs>
             <w:rPr>
-              <w:rFonts w:eastAsiaTheme="minorEastAsia"/>
+              <w:rFonts w:ascii="Times New Roman" w:eastAsiaTheme="minorEastAsia" w:hAnsi="Times New Roman" w:cs="Times New Roman"/>
               <w:noProof/>
               <w:lang w:eastAsia="ru-RU"/>
             </w:rPr>
           </w:pPr>
-          <w:hyperlink w:anchor="_Toc240448092" w:history="1">
+          <w:hyperlink w:anchor="_Toc240449600" w:history="1">
             <w:r>
               <w:rPr>
                 <w:rStyle w:val="ac"/>
@@ -1120,6 +1182,7 @@
             </w:r>
             <w:r>
               <w:rPr>
+                <w:rFonts w:ascii="Times New Roman" w:hAnsi="Times New Roman" w:cs="Times New Roman"/>
                 <w:noProof/>
                 <w:webHidden/>
               </w:rPr>
@@ -1127,6 +1190,7 @@
             </w:r>
             <w:r>
               <w:rPr>
+                <w:rFonts w:ascii="Times New Roman" w:hAnsi="Times New Roman" w:cs="Times New Roman"/>
                 <w:noProof/>
                 <w:webHidden/>
               </w:rPr>
@@ -1134,19 +1198,22 @@
             </w:r>
             <w:r>
               <w:rPr>
-                <w:noProof/>
-                <w:webHidden/>
-              </w:rPr>
-              <w:instrText xml:space="preserve"> PAGEREF _Toc240448092 \h </w:instrText>
-            </w:r>
-            <w:r>
-              <w:rPr>
-                <w:noProof/>
-                <w:webHidden/>
-              </w:rPr>
-            </w:r>
-            <w:r>
-              <w:rPr>
+                <w:rFonts w:ascii="Times New Roman" w:hAnsi="Times New Roman" w:cs="Times New Roman"/>
+                <w:noProof/>
+                <w:webHidden/>
+              </w:rPr>
+              <w:instrText xml:space="preserve"> PAGEREF _Toc240449600 \h </w:instrText>
+            </w:r>
+            <w:r>
+              <w:rPr>
+                <w:rFonts w:ascii="Times New Roman" w:hAnsi="Times New Roman" w:cs="Times New Roman"/>
+                <w:noProof/>
+                <w:webHidden/>
+              </w:rPr>
+            </w:r>
+            <w:r>
+              <w:rPr>
+                <w:rFonts w:ascii="Times New Roman" w:hAnsi="Times New Roman" w:cs="Times New Roman"/>
                 <w:noProof/>
                 <w:webHidden/>
               </w:rPr>
@@ -1154,6 +1221,7 @@
             </w:r>
             <w:r>
               <w:rPr>
+                <w:rFonts w:ascii="Times New Roman" w:hAnsi="Times New Roman" w:cs="Times New Roman"/>
                 <w:noProof/>
                 <w:webHidden/>
               </w:rPr>
@@ -1161,6 +1229,7 @@
             </w:r>
             <w:r>
               <w:rPr>
+                <w:rFonts w:ascii="Times New Roman" w:hAnsi="Times New Roman" w:cs="Times New Roman"/>
                 <w:noProof/>
                 <w:webHidden/>
               </w:rPr>
@@ -1175,12 +1244,12 @@
               <w:tab w:val="right" w:leader="dot" w:pos="9345"/>
             </w:tabs>
             <w:rPr>
-              <w:rFonts w:eastAsiaTheme="minorEastAsia"/>
+              <w:rFonts w:ascii="Times New Roman" w:eastAsiaTheme="minorEastAsia" w:hAnsi="Times New Roman" w:cs="Times New Roman"/>
               <w:noProof/>
               <w:lang w:eastAsia="ru-RU"/>
             </w:rPr>
           </w:pPr>
-          <w:hyperlink w:anchor="_Toc240448093" w:history="1">
+          <w:hyperlink w:anchor="_Toc240449601" w:history="1">
             <w:r>
               <w:rPr>
                 <w:rStyle w:val="ac"/>
@@ -1191,6 +1260,7 @@
             </w:r>
             <w:r>
               <w:rPr>
+                <w:rFonts w:ascii="Times New Roman" w:hAnsi="Times New Roman" w:cs="Times New Roman"/>
                 <w:noProof/>
                 <w:webHidden/>
               </w:rPr>
@@ -1198,6 +1268,7 @@
             </w:r>
             <w:r>
               <w:rPr>
+                <w:rFonts w:ascii="Times New Roman" w:hAnsi="Times New Roman" w:cs="Times New Roman"/>
                 <w:noProof/>
                 <w:webHidden/>
               </w:rPr>
@@ -1205,19 +1276,22 @@
             </w:r>
             <w:r>
               <w:rPr>
-                <w:noProof/>
-                <w:webHidden/>
-              </w:rPr>
-              <w:instrText xml:space="preserve"> PAGEREF _Toc240448093 \h </w:instrText>
-            </w:r>
-            <w:r>
-              <w:rPr>
-                <w:noProof/>
-                <w:webHidden/>
-              </w:rPr>
-            </w:r>
-            <w:r>
-              <w:rPr>
+                <w:rFonts w:ascii="Times New Roman" w:hAnsi="Times New Roman" w:cs="Times New Roman"/>
+                <w:noProof/>
+                <w:webHidden/>
+              </w:rPr>
+              <w:instrText xml:space="preserve"> PAGEREF _Toc240449601 \h </w:instrText>
+            </w:r>
+            <w:r>
+              <w:rPr>
+                <w:rFonts w:ascii="Times New Roman" w:hAnsi="Times New Roman" w:cs="Times New Roman"/>
+                <w:noProof/>
+                <w:webHidden/>
+              </w:rPr>
+            </w:r>
+            <w:r>
+              <w:rPr>
+                <w:rFonts w:ascii="Times New Roman" w:hAnsi="Times New Roman" w:cs="Times New Roman"/>
                 <w:noProof/>
                 <w:webHidden/>
               </w:rPr>
@@ -1225,6 +1299,7 @@
             </w:r>
             <w:r>
               <w:rPr>
+                <w:rFonts w:ascii="Times New Roman" w:hAnsi="Times New Roman" w:cs="Times New Roman"/>
                 <w:noProof/>
                 <w:webHidden/>
               </w:rPr>
@@ -1232,6 +1307,7 @@
             </w:r>
             <w:r>
               <w:rPr>
+                <w:rFonts w:ascii="Times New Roman" w:hAnsi="Times New Roman" w:cs="Times New Roman"/>
                 <w:noProof/>
                 <w:webHidden/>
               </w:rPr>
@@ -1246,12 +1322,12 @@
               <w:tab w:val="right" w:leader="dot" w:pos="9345"/>
             </w:tabs>
             <w:rPr>
-              <w:rFonts w:eastAsiaTheme="minorEastAsia"/>
+              <w:rFonts w:ascii="Times New Roman" w:eastAsiaTheme="minorEastAsia" w:hAnsi="Times New Roman" w:cs="Times New Roman"/>
               <w:noProof/>
               <w:lang w:eastAsia="ru-RU"/>
             </w:rPr>
           </w:pPr>
-          <w:hyperlink w:anchor="_Toc240448094" w:history="1">
+          <w:hyperlink w:anchor="_Toc240449602" w:history="1">
             <w:r>
               <w:rPr>
                 <w:rStyle w:val="ac"/>
@@ -1262,6 +1338,7 @@
             </w:r>
             <w:r>
               <w:rPr>
+                <w:rFonts w:ascii="Times New Roman" w:hAnsi="Times New Roman" w:cs="Times New Roman"/>
                 <w:noProof/>
                 <w:webHidden/>
               </w:rPr>
@@ -1269,6 +1346,7 @@
             </w:r>
             <w:r>
               <w:rPr>
+                <w:rFonts w:ascii="Times New Roman" w:hAnsi="Times New Roman" w:cs="Times New Roman"/>
                 <w:noProof/>
                 <w:webHidden/>
               </w:rPr>
@@ -1276,19 +1354,22 @@
             </w:r>
             <w:r>
               <w:rPr>
-                <w:noProof/>
-                <w:webHidden/>
-              </w:rPr>
-              <w:instrText xml:space="preserve"> PAGEREF _Toc240448094 \h </w:instrText>
-            </w:r>
-            <w:r>
-              <w:rPr>
-                <w:noProof/>
-                <w:webHidden/>
-              </w:rPr>
-            </w:r>
-            <w:r>
-              <w:rPr>
+                <w:rFonts w:ascii="Times New Roman" w:hAnsi="Times New Roman" w:cs="Times New Roman"/>
+                <w:noProof/>
+                <w:webHidden/>
+              </w:rPr>
+              <w:instrText xml:space="preserve"> PAGEREF _Toc240449602 \h </w:instrText>
+            </w:r>
+            <w:r>
+              <w:rPr>
+                <w:rFonts w:ascii="Times New Roman" w:hAnsi="Times New Roman" w:cs="Times New Roman"/>
+                <w:noProof/>
+                <w:webHidden/>
+              </w:rPr>
+            </w:r>
+            <w:r>
+              <w:rPr>
+                <w:rFonts w:ascii="Times New Roman" w:hAnsi="Times New Roman" w:cs="Times New Roman"/>
                 <w:noProof/>
                 <w:webHidden/>
               </w:rPr>
@@ -1296,6 +1377,7 @@
             </w:r>
             <w:r>
               <w:rPr>
+                <w:rFonts w:ascii="Times New Roman" w:hAnsi="Times New Roman" w:cs="Times New Roman"/>
                 <w:noProof/>
                 <w:webHidden/>
               </w:rPr>
@@ -1303,6 +1385,7 @@
             </w:r>
             <w:r>
               <w:rPr>
+                <w:rFonts w:ascii="Times New Roman" w:hAnsi="Times New Roman" w:cs="Times New Roman"/>
                 <w:noProof/>
                 <w:webHidden/>
               </w:rPr>
@@ -1317,12 +1400,12 @@
               <w:tab w:val="right" w:leader="dot" w:pos="9345"/>
             </w:tabs>
             <w:rPr>
-              <w:rFonts w:eastAsiaTheme="minorEastAsia"/>
+              <w:rFonts w:ascii="Times New Roman" w:eastAsiaTheme="minorEastAsia" w:hAnsi="Times New Roman" w:cs="Times New Roman"/>
               <w:noProof/>
               <w:lang w:eastAsia="ru-RU"/>
             </w:rPr>
           </w:pPr>
-          <w:hyperlink w:anchor="_Toc240448095" w:history="1">
+          <w:hyperlink w:anchor="_Toc240449603" w:history="1">
             <w:r>
               <w:rPr>
                 <w:rStyle w:val="ac"/>
@@ -1333,6 +1416,7 @@
             </w:r>
             <w:r>
               <w:rPr>
+                <w:rFonts w:ascii="Times New Roman" w:hAnsi="Times New Roman" w:cs="Times New Roman"/>
                 <w:noProof/>
                 <w:webHidden/>
               </w:rPr>
@@ -1340,6 +1424,7 @@
             </w:r>
             <w:r>
               <w:rPr>
+                <w:rFonts w:ascii="Times New Roman" w:hAnsi="Times New Roman" w:cs="Times New Roman"/>
                 <w:noProof/>
                 <w:webHidden/>
               </w:rPr>
@@ -1347,19 +1432,22 @@
             </w:r>
             <w:r>
               <w:rPr>
-                <w:noProof/>
-                <w:webHidden/>
-              </w:rPr>
-              <w:instrText xml:space="preserve"> PAGEREF _Toc240448095 \h </w:instrText>
-            </w:r>
-            <w:r>
-              <w:rPr>
-                <w:noProof/>
-                <w:webHidden/>
-              </w:rPr>
-            </w:r>
-            <w:r>
-              <w:rPr>
+                <w:rFonts w:ascii="Times New Roman" w:hAnsi="Times New Roman" w:cs="Times New Roman"/>
+                <w:noProof/>
+                <w:webHidden/>
+              </w:rPr>
+              <w:instrText xml:space="preserve"> PAGEREF _Toc240449603 \h </w:instrText>
+            </w:r>
+            <w:r>
+              <w:rPr>
+                <w:rFonts w:ascii="Times New Roman" w:hAnsi="Times New Roman" w:cs="Times New Roman"/>
+                <w:noProof/>
+                <w:webHidden/>
+              </w:rPr>
+            </w:r>
+            <w:r>
+              <w:rPr>
+                <w:rFonts w:ascii="Times New Roman" w:hAnsi="Times New Roman" w:cs="Times New Roman"/>
                 <w:noProof/>
                 <w:webHidden/>
               </w:rPr>
@@ -1367,6 +1455,7 @@
             </w:r>
             <w:r>
               <w:rPr>
+                <w:rFonts w:ascii="Times New Roman" w:hAnsi="Times New Roman" w:cs="Times New Roman"/>
                 <w:noProof/>
                 <w:webHidden/>
               </w:rPr>
@@ -1374,6 +1463,7 @@
             </w:r>
             <w:r>
               <w:rPr>
+                <w:rFonts w:ascii="Times New Roman" w:hAnsi="Times New Roman" w:cs="Times New Roman"/>
                 <w:noProof/>
                 <w:webHidden/>
               </w:rPr>
@@ -1388,12 +1478,12 @@
               <w:tab w:val="right" w:leader="dot" w:pos="9345"/>
             </w:tabs>
             <w:rPr>
-              <w:rFonts w:eastAsiaTheme="minorEastAsia"/>
+              <w:rFonts w:ascii="Times New Roman" w:eastAsiaTheme="minorEastAsia" w:hAnsi="Times New Roman" w:cs="Times New Roman"/>
               <w:noProof/>
               <w:lang w:eastAsia="ru-RU"/>
             </w:rPr>
           </w:pPr>
-          <w:hyperlink w:anchor="_Toc240448096" w:history="1">
+          <w:hyperlink w:anchor="_Toc240449604" w:history="1">
             <w:r>
               <w:rPr>
                 <w:rStyle w:val="ac"/>
@@ -1404,6 +1494,7 @@
             </w:r>
             <w:r>
               <w:rPr>
+                <w:rFonts w:ascii="Times New Roman" w:hAnsi="Times New Roman" w:cs="Times New Roman"/>
                 <w:noProof/>
                 <w:webHidden/>
               </w:rPr>
@@ -1411,6 +1502,7 @@
             </w:r>
             <w:r>
               <w:rPr>
+                <w:rFonts w:ascii="Times New Roman" w:hAnsi="Times New Roman" w:cs="Times New Roman"/>
                 <w:noProof/>
                 <w:webHidden/>
               </w:rPr>
@@ -1418,19 +1510,22 @@
             </w:r>
             <w:r>
               <w:rPr>
-                <w:noProof/>
-                <w:webHidden/>
-              </w:rPr>
-              <w:instrText xml:space="preserve"> PAGEREF _Toc240448096 \h </w:instrText>
-            </w:r>
-            <w:r>
-              <w:rPr>
-                <w:noProof/>
-                <w:webHidden/>
-              </w:rPr>
-            </w:r>
-            <w:r>
-              <w:rPr>
+                <w:rFonts w:ascii="Times New Roman" w:hAnsi="Times New Roman" w:cs="Times New Roman"/>
+                <w:noProof/>
+                <w:webHidden/>
+              </w:rPr>
+              <w:instrText xml:space="preserve"> PAGEREF _Toc240449604 \h </w:instrText>
+            </w:r>
+            <w:r>
+              <w:rPr>
+                <w:rFonts w:ascii="Times New Roman" w:hAnsi="Times New Roman" w:cs="Times New Roman"/>
+                <w:noProof/>
+                <w:webHidden/>
+              </w:rPr>
+            </w:r>
+            <w:r>
+              <w:rPr>
+                <w:rFonts w:ascii="Times New Roman" w:hAnsi="Times New Roman" w:cs="Times New Roman"/>
                 <w:noProof/>
                 <w:webHidden/>
               </w:rPr>
@@ -1438,6 +1533,7 @@
             </w:r>
             <w:r>
               <w:rPr>
+                <w:rFonts w:ascii="Times New Roman" w:hAnsi="Times New Roman" w:cs="Times New Roman"/>
                 <w:noProof/>
                 <w:webHidden/>
               </w:rPr>
@@ -1445,6 +1541,85 @@
             </w:r>
             <w:r>
               <w:rPr>
+                <w:rFonts w:ascii="Times New Roman" w:hAnsi="Times New Roman" w:cs="Times New Roman"/>
+                <w:noProof/>
+                <w:webHidden/>
+              </w:rPr>
+              <w:fldChar w:fldCharType="end"/>
+            </w:r>
+          </w:hyperlink>
+        </w:p>
+        <w:p>
+          <w:pPr>
+            <w:pStyle w:val="23"/>
+            <w:tabs>
+              <w:tab w:val="right" w:leader="dot" w:pos="9345"/>
+            </w:tabs>
+            <w:rPr>
+              <w:rFonts w:ascii="Times New Roman" w:eastAsiaTheme="minorEastAsia" w:hAnsi="Times New Roman" w:cs="Times New Roman"/>
+              <w:noProof/>
+              <w:lang w:eastAsia="ru-RU"/>
+            </w:rPr>
+          </w:pPr>
+          <w:hyperlink w:anchor="_Toc240449605" w:history="1">
+            <w:r>
+              <w:rPr>
+                <w:rStyle w:val="ac"/>
+                <w:rFonts w:ascii="Times New Roman" w:hAnsi="Times New Roman" w:cs="Times New Roman"/>
+                <w:noProof/>
+              </w:rPr>
+              <w:t>Исходный код</w:t>
+            </w:r>
+            <w:r>
+              <w:rPr>
+                <w:rFonts w:ascii="Times New Roman" w:hAnsi="Times New Roman" w:cs="Times New Roman"/>
+                <w:noProof/>
+                <w:webHidden/>
+              </w:rPr>
+              <w:tab/>
+            </w:r>
+            <w:r>
+              <w:rPr>
+                <w:rFonts w:ascii="Times New Roman" w:hAnsi="Times New Roman" w:cs="Times New Roman"/>
+                <w:noProof/>
+                <w:webHidden/>
+              </w:rPr>
+              <w:fldChar w:fldCharType="begin"/>
+            </w:r>
+            <w:r>
+              <w:rPr>
+                <w:rFonts w:ascii="Times New Roman" w:hAnsi="Times New Roman" w:cs="Times New Roman"/>
+                <w:noProof/>
+                <w:webHidden/>
+              </w:rPr>
+              <w:instrText xml:space="preserve"> PAGEREF _Toc240449605 \h </w:instrText>
+            </w:r>
+            <w:r>
+              <w:rPr>
+                <w:rFonts w:ascii="Times New Roman" w:hAnsi="Times New Roman" w:cs="Times New Roman"/>
+                <w:noProof/>
+                <w:webHidden/>
+              </w:rPr>
+            </w:r>
+            <w:r>
+              <w:rPr>
+                <w:rFonts w:ascii="Times New Roman" w:hAnsi="Times New Roman" w:cs="Times New Roman"/>
+                <w:noProof/>
+                <w:webHidden/>
+              </w:rPr>
+              <w:fldChar w:fldCharType="separate"/>
+            </w:r>
+            <w:r>
+              <w:rPr>
+                <w:rFonts w:ascii="Times New Roman" w:hAnsi="Times New Roman" w:cs="Times New Roman"/>
+                <w:noProof/>
+                <w:webHidden/>
+              </w:rPr>
+              <w:t>7</w:t>
+            </w:r>
+            <w:r>
+              <w:rPr>
+                <w:rFonts w:ascii="Times New Roman" w:hAnsi="Times New Roman" w:cs="Times New Roman"/>
                 <w:noProof/>
                 <w:webHidden/>
               </w:rPr>
@@ -1459,21 +1634,23 @@
               <w:tab w:val="right" w:leader="dot" w:pos="9345"/>
             </w:tabs>
             <w:rPr>
-              <w:rFonts w:eastAsiaTheme="minorEastAsia"/>
+              <w:rFonts w:ascii="Times New Roman" w:eastAsiaTheme="minorEastAsia" w:hAnsi="Times New Roman" w:cs="Times New Roman"/>
               <w:noProof/>
               <w:lang w:eastAsia="ru-RU"/>
             </w:rPr>
           </w:pPr>
-          <w:hyperlink w:anchor="_Toc240448097" w:history="1">
+          <w:hyperlink w:anchor="_Toc240449606" w:history="1">
             <w:r>
               <w:rPr>
                 <w:rStyle w:val="ac"/>
+                <w:rFonts w:ascii="Times New Roman" w:hAnsi="Times New Roman" w:cs="Times New Roman"/>
                 <w:noProof/>
               </w:rPr>
               <w:t>Выводы по работе</w:t>
             </w:r>
             <w:r>
               <w:rPr>
+                <w:rFonts w:ascii="Times New Roman" w:hAnsi="Times New Roman" w:cs="Times New Roman"/>
                 <w:noProof/>
                 <w:webHidden/>
               </w:rPr>
@@ -1481,6 +1658,7 @@
             </w:r>
             <w:r>
               <w:rPr>
+                <w:rFonts w:ascii="Times New Roman" w:hAnsi="Times New Roman" w:cs="Times New Roman"/>
                 <w:noProof/>
                 <w:webHidden/>
               </w:rPr>
@@ -1488,19 +1666,22 @@
             </w:r>
             <w:r>
               <w:rPr>
-                <w:noProof/>
-                <w:webHidden/>
-              </w:rPr>
-              <w:instrText xml:space="preserve"> PAGEREF _Toc240448097 \h </w:instrText>
-            </w:r>
-            <w:r>
-              <w:rPr>
-                <w:noProof/>
-                <w:webHidden/>
-              </w:rPr>
-            </w:r>
-            <w:r>
-              <w:rPr>
+                <w:rFonts w:ascii="Times New Roman" w:hAnsi="Times New Roman" w:cs="Times New Roman"/>
+                <w:noProof/>
+                <w:webHidden/>
+              </w:rPr>
+              <w:instrText xml:space="preserve"> PAGEREF _Toc240449606 \h </w:instrText>
+            </w:r>
+            <w:r>
+              <w:rPr>
+                <w:rFonts w:ascii="Times New Roman" w:hAnsi="Times New Roman" w:cs="Times New Roman"/>
+                <w:noProof/>
+                <w:webHidden/>
+              </w:rPr>
+            </w:r>
+            <w:r>
+              <w:rPr>
+                <w:rFonts w:ascii="Times New Roman" w:hAnsi="Times New Roman" w:cs="Times New Roman"/>
                 <w:noProof/>
                 <w:webHidden/>
               </w:rPr>
@@ -1508,6 +1689,7 @@
             </w:r>
             <w:r>
               <w:rPr>
+                <w:rFonts w:ascii="Times New Roman" w:hAnsi="Times New Roman" w:cs="Times New Roman"/>
                 <w:noProof/>
                 <w:webHidden/>
               </w:rPr>
@@ -1515,6 +1697,7 @@
             </w:r>
             <w:r>
               <w:rPr>
+                <w:rFonts w:ascii="Times New Roman" w:hAnsi="Times New Roman" w:cs="Times New Roman"/>
                 <w:noProof/>
                 <w:webHidden/>
               </w:rPr>
@@ -1529,21 +1712,23 @@
               <w:tab w:val="right" w:leader="dot" w:pos="9345"/>
             </w:tabs>
             <w:rPr>
-              <w:rFonts w:eastAsiaTheme="minorEastAsia"/>
+              <w:rFonts w:ascii="Times New Roman" w:eastAsiaTheme="minorEastAsia" w:hAnsi="Times New Roman" w:cs="Times New Roman"/>
               <w:noProof/>
               <w:lang w:eastAsia="ru-RU"/>
             </w:rPr>
           </w:pPr>
-          <w:hyperlink w:anchor="_Toc240448098" w:history="1">
+          <w:hyperlink w:anchor="_Toc240449607" w:history="1">
             <w:r>
               <w:rPr>
                 <w:rStyle w:val="ac"/>
+                <w:rFonts w:ascii="Times New Roman" w:hAnsi="Times New Roman" w:cs="Times New Roman"/>
                 <w:noProof/>
               </w:rPr>
               <w:t>Список литературы</w:t>
             </w:r>
             <w:r>
               <w:rPr>
+                <w:rFonts w:ascii="Times New Roman" w:hAnsi="Times New Roman" w:cs="Times New Roman"/>
                 <w:noProof/>
                 <w:webHidden/>
               </w:rPr>
@@ -1551,6 +1736,7 @@
             </w:r>
             <w:r>
               <w:rPr>
+                <w:rFonts w:ascii="Times New Roman" w:hAnsi="Times New Roman" w:cs="Times New Roman"/>
                 <w:noProof/>
                 <w:webHidden/>
               </w:rPr>
@@ -1558,19 +1744,22 @@
             </w:r>
             <w:r>
               <w:rPr>
-                <w:noProof/>
-                <w:webHidden/>
-              </w:rPr>
-              <w:instrText xml:space="preserve"> PAGEREF _Toc240448098 \h </w:instrText>
-            </w:r>
-            <w:r>
-              <w:rPr>
-                <w:noProof/>
-                <w:webHidden/>
-              </w:rPr>
-            </w:r>
-            <w:r>
-              <w:rPr>
+                <w:rFonts w:ascii="Times New Roman" w:hAnsi="Times New Roman" w:cs="Times New Roman"/>
+                <w:noProof/>
+                <w:webHidden/>
+              </w:rPr>
+              <w:instrText xml:space="preserve"> PAGEREF _Toc240449607 \h </w:instrText>
+            </w:r>
+            <w:r>
+              <w:rPr>
+                <w:rFonts w:ascii="Times New Roman" w:hAnsi="Times New Roman" w:cs="Times New Roman"/>
+                <w:noProof/>
+                <w:webHidden/>
+              </w:rPr>
+            </w:r>
+            <w:r>
+              <w:rPr>
+                <w:rFonts w:ascii="Times New Roman" w:hAnsi="Times New Roman" w:cs="Times New Roman"/>
                 <w:noProof/>
                 <w:webHidden/>
               </w:rPr>
@@ -1578,6 +1767,7 @@
             </w:r>
             <w:r>
               <w:rPr>
+                <w:rFonts w:ascii="Times New Roman" w:hAnsi="Times New Roman" w:cs="Times New Roman"/>
                 <w:noProof/>
                 <w:webHidden/>
               </w:rPr>
@@ -1585,6 +1775,7 @@
             </w:r>
             <w:r>
               <w:rPr>
+                <w:rFonts w:ascii="Times New Roman" w:hAnsi="Times New Roman" w:cs="Times New Roman"/>
                 <w:noProof/>
                 <w:webHidden/>
               </w:rPr>
@@ -1698,42 +1889,19 @@
     </w:p>
     <w:p>
       <w:pPr>
-        <w:rPr>
-          <w:rFonts w:ascii="Times New Roman" w:hAnsi="Times New Roman" w:cs="Times New Roman"/>
-          <w:color w:val="000000" w:themeColor="text1"/>
-        </w:rPr>
-      </w:pPr>
-    </w:p>
-    <w:p>
-      <w:pPr>
-        <w:rPr>
-          <w:rFonts w:ascii="Times New Roman" w:hAnsi="Times New Roman" w:cs="Times New Roman"/>
-          <w:color w:val="000000" w:themeColor="text1"/>
-        </w:rPr>
-      </w:pPr>
-    </w:p>
-    <w:p>
-      <w:pPr>
-        <w:rPr>
-          <w:rFonts w:ascii="Times New Roman" w:hAnsi="Times New Roman" w:cs="Times New Roman"/>
-          <w:color w:val="000000" w:themeColor="text1"/>
-        </w:rPr>
-      </w:pPr>
-    </w:p>
-    <w:p>
-      <w:pPr>
         <w:pStyle w:val="1"/>
         <w:rPr>
           <w:rFonts w:ascii="Times New Roman" w:hAnsi="Times New Roman" w:cs="Times New Roman"/>
           <w:color w:val="000000" w:themeColor="text1"/>
         </w:rPr>
       </w:pPr>
-      <w:bookmarkStart w:id="0" w:name="_Toc240448083"/>
-      <w:r>
-        <w:rPr>
-          <w:rFonts w:ascii="Times New Roman" w:hAnsi="Times New Roman" w:cs="Times New Roman"/>
-          <w:color w:val="000000" w:themeColor="text1"/>
-        </w:rPr>
+      <w:bookmarkStart w:id="0" w:name="_Toc240449591"/>
+      <w:r>
+        <w:rPr>
+          <w:rFonts w:ascii="Times New Roman" w:hAnsi="Times New Roman" w:cs="Times New Roman"/>
+          <w:color w:val="000000" w:themeColor="text1"/>
+        </w:rPr>
+        <w:lastRenderedPageBreak/>
         <w:t>Задание</w:t>
       </w:r>
       <w:bookmarkEnd w:id="0"/>
@@ -1771,6 +1939,7 @@
       <w:r>
         <w:rPr>
           <w:rFonts w:ascii="Times New Roman" w:hAnsi="Times New Roman" w:cs="Times New Roman"/>
+          <w:noProof/>
           <w:color w:val="000000" w:themeColor="text1"/>
         </w:rPr>
         <w:drawing>
@@ -1826,7 +1995,7 @@
           <w:color w:val="000000" w:themeColor="text1"/>
         </w:rPr>
       </w:pPr>
-      <w:bookmarkStart w:id="1" w:name="_Toc240448084"/>
+      <w:bookmarkStart w:id="1" w:name="_Toc240449592"/>
       <w:r>
         <w:rPr>
           <w:rFonts w:ascii="Times New Roman" w:hAnsi="Times New Roman" w:cs="Times New Roman"/>
@@ -1844,7 +2013,7 @@
           <w:color w:val="000000" w:themeColor="text1"/>
         </w:rPr>
       </w:pPr>
-      <w:bookmarkStart w:id="2" w:name="_Toc240448085"/>
+      <w:bookmarkStart w:id="2" w:name="_Toc240449593"/>
       <w:r>
         <w:rPr>
           <w:rFonts w:ascii="Times New Roman" w:hAnsi="Times New Roman" w:cs="Times New Roman"/>
@@ -1864,6 +2033,7 @@
       <w:r>
         <w:rPr>
           <w:rFonts w:ascii="Times New Roman" w:hAnsi="Times New Roman" w:cs="Times New Roman"/>
+          <w:noProof/>
           <w:color w:val="000000" w:themeColor="text1"/>
         </w:rPr>
         <w:drawing>
@@ -1911,7 +2081,7 @@
           <w:color w:val="000000" w:themeColor="text1"/>
         </w:rPr>
       </w:pPr>
-      <w:bookmarkStart w:id="3" w:name="_Toc240448086"/>
+      <w:bookmarkStart w:id="3" w:name="_Toc240449594"/>
       <w:r>
         <w:rPr>
           <w:rFonts w:ascii="Times New Roman" w:hAnsi="Times New Roman" w:cs="Times New Roman"/>
@@ -1933,6 +2103,7 @@
       <w:r>
         <w:rPr>
           <w:rFonts w:ascii="Times New Roman" w:hAnsi="Times New Roman" w:cs="Times New Roman"/>
+          <w:noProof/>
           <w:color w:val="000000" w:themeColor="text1"/>
           <w:lang w:val="en-US"/>
         </w:rPr>
@@ -1981,7 +2152,7 @@
           <w:color w:val="000000" w:themeColor="text1"/>
         </w:rPr>
       </w:pPr>
-      <w:bookmarkStart w:id="4" w:name="_Toc240448087"/>
+      <w:bookmarkStart w:id="4" w:name="_Toc240449595"/>
       <w:r>
         <w:rPr>
           <w:rFonts w:ascii="Times New Roman" w:hAnsi="Times New Roman" w:cs="Times New Roman"/>
@@ -2001,6 +2172,7 @@
       <w:r>
         <w:rPr>
           <w:rFonts w:ascii="Times New Roman" w:hAnsi="Times New Roman" w:cs="Times New Roman"/>
+          <w:noProof/>
           <w:color w:val="000000" w:themeColor="text1"/>
           <w:lang w:val="en-US"/>
         </w:rPr>
@@ -2049,7 +2221,7 @@
           <w:color w:val="000000" w:themeColor="text1"/>
         </w:rPr>
       </w:pPr>
-      <w:bookmarkStart w:id="5" w:name="_Toc240448088"/>
+      <w:bookmarkStart w:id="5" w:name="_Toc240449596"/>
       <w:r>
         <w:rPr>
           <w:rFonts w:ascii="Times New Roman" w:hAnsi="Times New Roman" w:cs="Times New Roman"/>
@@ -2069,6 +2241,7 @@
       <w:r>
         <w:rPr>
           <w:rFonts w:ascii="Times New Roman" w:hAnsi="Times New Roman" w:cs="Times New Roman"/>
+          <w:noProof/>
           <w:color w:val="000000" w:themeColor="text1"/>
         </w:rPr>
         <w:drawing>
@@ -2116,7 +2289,7 @@
           <w:color w:val="000000" w:themeColor="text1"/>
         </w:rPr>
       </w:pPr>
-      <w:bookmarkStart w:id="6" w:name="_Toc240448089"/>
+      <w:bookmarkStart w:id="6" w:name="_Toc240449597"/>
       <w:r>
         <w:rPr>
           <w:rFonts w:ascii="Times New Roman" w:hAnsi="Times New Roman" w:cs="Times New Roman"/>
@@ -2137,6 +2310,7 @@
       <w:r>
         <w:rPr>
           <w:rFonts w:ascii="Times New Roman" w:hAnsi="Times New Roman" w:cs="Times New Roman"/>
+          <w:noProof/>
           <w:color w:val="000000" w:themeColor="text1"/>
           <w:lang w:val="en-US"/>
         </w:rPr>
@@ -2185,7 +2359,7 @@
           <w:color w:val="000000" w:themeColor="text1"/>
         </w:rPr>
       </w:pPr>
-      <w:bookmarkStart w:id="7" w:name="_Toc240448090"/>
+      <w:bookmarkStart w:id="7" w:name="_Toc240449598"/>
       <w:r>
         <w:rPr>
           <w:rFonts w:ascii="Times New Roman" w:hAnsi="Times New Roman" w:cs="Times New Roman"/>
@@ -2205,6 +2379,7 @@
       <w:r>
         <w:rPr>
           <w:rFonts w:ascii="Times New Roman" w:hAnsi="Times New Roman" w:cs="Times New Roman"/>
+          <w:noProof/>
           <w:color w:val="000000" w:themeColor="text1"/>
         </w:rPr>
         <w:drawing>
@@ -2252,7 +2427,7 @@
           <w:color w:val="000000" w:themeColor="text1"/>
         </w:rPr>
       </w:pPr>
-      <w:bookmarkStart w:id="8" w:name="_Toc240448091"/>
+      <w:bookmarkStart w:id="8" w:name="_Toc240449599"/>
       <w:r>
         <w:rPr>
           <w:rFonts w:ascii="Times New Roman" w:hAnsi="Times New Roman" w:cs="Times New Roman"/>
@@ -2273,6 +2448,7 @@
       <w:r>
         <w:rPr>
           <w:rFonts w:ascii="Times New Roman" w:hAnsi="Times New Roman" w:cs="Times New Roman"/>
+          <w:noProof/>
           <w:color w:val="000000" w:themeColor="text1"/>
           <w:lang w:val="en-US"/>
         </w:rPr>
@@ -2321,7 +2497,7 @@
           <w:color w:val="000000" w:themeColor="text1"/>
         </w:rPr>
       </w:pPr>
-      <w:bookmarkStart w:id="9" w:name="_Toc240448092"/>
+      <w:bookmarkStart w:id="9" w:name="_Toc240449600"/>
       <w:r>
         <w:rPr>
           <w:rFonts w:ascii="Times New Roman" w:hAnsi="Times New Roman" w:cs="Times New Roman"/>
@@ -2341,6 +2517,7 @@
       <w:r>
         <w:rPr>
           <w:rFonts w:ascii="Times New Roman" w:hAnsi="Times New Roman" w:cs="Times New Roman"/>
+          <w:noProof/>
           <w:color w:val="000000" w:themeColor="text1"/>
           <w:lang w:val="en-US"/>
         </w:rPr>
@@ -2390,7 +2567,7 @@
           <w:lang w:val="en-US"/>
         </w:rPr>
       </w:pPr>
-      <w:bookmarkStart w:id="10" w:name="_Toc240448093"/>
+      <w:bookmarkStart w:id="10" w:name="_Toc240449601"/>
       <w:r>
         <w:rPr>
           <w:rFonts w:ascii="Times New Roman" w:hAnsi="Times New Roman" w:cs="Times New Roman"/>
@@ -2411,6 +2588,7 @@
       <w:r>
         <w:rPr>
           <w:rFonts w:ascii="Times New Roman" w:hAnsi="Times New Roman" w:cs="Times New Roman"/>
+          <w:noProof/>
           <w:color w:val="000000" w:themeColor="text1"/>
           <w:lang w:val="en-US"/>
         </w:rPr>
@@ -2459,7 +2637,7 @@
           <w:color w:val="000000" w:themeColor="text1"/>
         </w:rPr>
       </w:pPr>
-      <w:bookmarkStart w:id="11" w:name="_Toc240448094"/>
+      <w:bookmarkStart w:id="11" w:name="_Toc240449602"/>
       <w:r>
         <w:rPr>
           <w:rFonts w:ascii="Times New Roman" w:hAnsi="Times New Roman" w:cs="Times New Roman"/>
@@ -2481,6 +2659,7 @@
       <w:r>
         <w:rPr>
           <w:rFonts w:ascii="Times New Roman" w:hAnsi="Times New Roman" w:cs="Times New Roman"/>
+          <w:noProof/>
           <w:color w:val="000000" w:themeColor="text1"/>
         </w:rPr>
         <w:drawing>
@@ -2545,6 +2724,7 @@
       <w:r>
         <w:rPr>
           <w:rFonts w:ascii="Times New Roman" w:hAnsi="Times New Roman" w:cs="Times New Roman"/>
+          <w:noProof/>
           <w:color w:val="000000" w:themeColor="text1"/>
         </w:rPr>
         <w:drawing>
@@ -2600,7 +2780,7 @@
           <w:color w:val="000000" w:themeColor="text1"/>
         </w:rPr>
       </w:pPr>
-      <w:bookmarkStart w:id="12" w:name="_Toc240448095"/>
+      <w:bookmarkStart w:id="12" w:name="_Toc240449603"/>
       <w:r>
         <w:rPr>
           <w:rFonts w:ascii="Times New Roman" w:hAnsi="Times New Roman" w:cs="Times New Roman"/>
@@ -2620,6 +2800,7 @@
       <w:r>
         <w:rPr>
           <w:rFonts w:ascii="Times New Roman" w:hAnsi="Times New Roman" w:cs="Times New Roman"/>
+          <w:noProof/>
           <w:color w:val="000000" w:themeColor="text1"/>
         </w:rPr>
         <w:drawing>
@@ -2678,6 +2859,7 @@
       <w:r>
         <w:rPr>
           <w:rFonts w:ascii="Times New Roman" w:hAnsi="Times New Roman" w:cs="Times New Roman"/>
+          <w:noProof/>
           <w:color w:val="000000" w:themeColor="text1"/>
           <w:lang w:val="en-US"/>
         </w:rPr>
@@ -2728,7 +2910,7 @@
           <w:lang w:val="en-US"/>
         </w:rPr>
       </w:pPr>
-      <w:bookmarkStart w:id="13" w:name="_Toc240448096"/>
+      <w:bookmarkStart w:id="13" w:name="_Toc240449604"/>
       <w:r>
         <w:rPr>
           <w:rFonts w:ascii="Times New Roman" w:hAnsi="Times New Roman" w:cs="Times New Roman"/>
@@ -2749,6 +2931,7 @@
       <w:r>
         <w:rPr>
           <w:rFonts w:ascii="Times New Roman" w:hAnsi="Times New Roman" w:cs="Times New Roman"/>
+          <w:noProof/>
           <w:color w:val="000000" w:themeColor="text1"/>
           <w:lang w:val="en-US"/>
         </w:rPr>
@@ -2791,149 +2974,28 @@
     </w:p>
     <w:p>
       <w:pPr>
-        <w:rPr>
-          <w:rFonts w:ascii="Times New Roman" w:hAnsi="Times New Roman" w:cs="Times New Roman"/>
-          <w:color w:val="000000" w:themeColor="text1"/>
-        </w:rPr>
-      </w:pPr>
-      <w:r>
-        <w:rPr>
-          <w:rFonts w:ascii="Times New Roman" w:hAnsi="Times New Roman" w:cs="Times New Roman"/>
-          <w:color w:val="000000" w:themeColor="text1"/>
-        </w:rPr>
-        <w:t>Код</w:t>
-      </w:r>
-    </w:p>
-    <w:p>
-      <w:pPr>
-        <w:rPr>
-          <w:rFonts w:ascii="Times New Roman" w:hAnsi="Times New Roman" w:cs="Times New Roman"/>
-          <w:color w:val="000000" w:themeColor="text1"/>
-        </w:rPr>
-      </w:pPr>
-    </w:p>
-    <w:p>
-      <w:pPr>
-        <w:rPr>
-          <w:rFonts w:ascii="Times New Roman" w:hAnsi="Times New Roman" w:cs="Times New Roman"/>
-          <w:color w:val="000000" w:themeColor="text1"/>
-        </w:rPr>
-      </w:pPr>
-    </w:p>
-    <w:p>
-      <w:pPr>
-        <w:jc w:val="center"/>
+        <w:pStyle w:val="2"/>
+        <w:rPr>
+          <w:rFonts w:ascii="Times New Roman" w:hAnsi="Times New Roman" w:cs="Times New Roman"/>
+          <w:color w:val="000000" w:themeColor="text1"/>
+        </w:rPr>
+      </w:pPr>
+      <w:bookmarkStart w:id="14" w:name="_Toc240449605"/>
+      <w:r>
+        <w:rPr>
+          <w:rFonts w:ascii="Times New Roman" w:hAnsi="Times New Roman" w:cs="Times New Roman"/>
+          <w:color w:val="000000" w:themeColor="text1"/>
+        </w:rPr>
+        <w:t>Исходный код</w:t>
+      </w:r>
+      <w:bookmarkEnd w:id="14"/>
+    </w:p>
+    <w:p>
+      <w:pPr>
         <w:rPr>
           <w:rFonts w:ascii="Times New Roman" w:hAnsi="Times New Roman" w:cs="Times New Roman"/>
           <w:color w:val="000000" w:themeColor="text1"/>
           <w:lang w:val="en-US"/>
-        </w:rPr>
-      </w:pPr>
-    </w:p>
-    <w:p>
-      <w:pPr>
-        <w:pStyle w:val="1"/>
-        <w:jc w:val="center"/>
-        <w:rPr>
-          <w:color w:val="000000" w:themeColor="text1"/>
-        </w:rPr>
-      </w:pPr>
-      <w:bookmarkStart w:id="14" w:name="_Toc240448097"/>
-      <w:r>
-        <w:rPr>
-          <w:color w:val="000000" w:themeColor="text1"/>
-        </w:rPr>
-        <w:t>Выводы по работе</w:t>
-      </w:r>
-      <w:bookmarkEnd w:id="14"/>
-    </w:p>
-    <w:p>
-      <w:pPr>
-        <w:rPr>
-          <w:rFonts w:ascii="Times New Roman" w:hAnsi="Times New Roman" w:cs="Times New Roman"/>
-          <w:color w:val="000000" w:themeColor="text1"/>
-          <w:lang w:val="en-US"/>
-        </w:rPr>
-      </w:pPr>
-      <w:r>
-        <w:rPr>
-          <w:rFonts w:ascii="Times New Roman" w:hAnsi="Times New Roman" w:cs="Times New Roman"/>
-          <w:color w:val="000000" w:themeColor="text1"/>
-        </w:rPr>
-        <w:t xml:space="preserve">В процессе работы я научился переводить числа из одних систем счисления в другие, в том числе </w:t>
-      </w:r>
-      <w:proofErr w:type="spellStart"/>
-      <w:r>
-        <w:rPr>
-          <w:rFonts w:ascii="Times New Roman" w:hAnsi="Times New Roman" w:cs="Times New Roman"/>
-          <w:color w:val="000000" w:themeColor="text1"/>
-        </w:rPr>
-        <w:t>фибоначи</w:t>
-      </w:r>
-      <w:proofErr w:type="spellEnd"/>
-      <w:r>
-        <w:rPr>
-          <w:rFonts w:ascii="Times New Roman" w:hAnsi="Times New Roman" w:cs="Times New Roman"/>
-          <w:color w:val="000000" w:themeColor="text1"/>
-        </w:rPr>
-        <w:t xml:space="preserve">, факториальную, симметричную </w:t>
-      </w:r>
-    </w:p>
-    <w:p>
-      <w:pPr>
-        <w:pStyle w:val="a7"/>
-        <w:ind w:left="1068"/>
-        <w:rPr>
-          <w:rFonts w:ascii="Times New Roman" w:hAnsi="Times New Roman" w:cs="Times New Roman"/>
-          <w:color w:val="000000" w:themeColor="text1"/>
-        </w:rPr>
-      </w:pPr>
-    </w:p>
-    <w:p>
-      <w:pPr>
-        <w:pStyle w:val="a7"/>
-        <w:ind w:left="1068"/>
-        <w:rPr>
-          <w:rFonts w:ascii="Times New Roman" w:hAnsi="Times New Roman" w:cs="Times New Roman"/>
-          <w:color w:val="000000" w:themeColor="text1"/>
-          <w:lang w:val="en-US"/>
-        </w:rPr>
-      </w:pPr>
-    </w:p>
-    <w:p>
-      <w:pPr>
-        <w:pStyle w:val="1"/>
-        <w:jc w:val="center"/>
-        <w:rPr>
-          <w:color w:val="000000" w:themeColor="text1"/>
-        </w:rPr>
-      </w:pPr>
-      <w:bookmarkStart w:id="15" w:name="_Toc240448098"/>
-      <w:r>
-        <w:rPr>
-          <w:color w:val="000000" w:themeColor="text1"/>
-        </w:rPr>
-        <w:t>Список литературы</w:t>
-      </w:r>
-      <w:bookmarkEnd w:id="15"/>
-    </w:p>
-    <w:p>
-      <w:pPr>
-        <w:pStyle w:val="a7"/>
-        <w:ind w:left="1068"/>
-        <w:rPr>
-          <w:rFonts w:ascii="Times New Roman" w:hAnsi="Times New Roman" w:cs="Times New Roman"/>
-          <w:color w:val="000000" w:themeColor="text1"/>
-        </w:rPr>
-      </w:pPr>
-    </w:p>
-    <w:p>
-      <w:pPr>
-        <w:pStyle w:val="a7"/>
-        <w:ind w:left="1068"/>
-        <w:rPr>
-          <w:rFonts w:ascii="Times New Roman" w:hAnsi="Times New Roman" w:cs="Times New Roman"/>
-          <w:color w:val="000000" w:themeColor="text1"/>
         </w:rPr>
       </w:pPr>
       <w:hyperlink r:id="rId23" w:history="1">
@@ -2943,43 +3005,287 @@
             <w:rFonts w:ascii="Times New Roman" w:hAnsi="Times New Roman" w:cs="Times New Roman"/>
             <w:color w:val="000000" w:themeColor="text1"/>
           </w:rPr>
-          <w:t>http://inf.e-alekseev.ru/text/toc.html</w:t>
+          <w:t>https://github.com/124476/itmo/blob/master/informatic/lab1/</w:t>
         </w:r>
-      </w:hyperlink>
-    </w:p>
-    <w:p>
-      <w:pPr>
-        <w:pStyle w:val="a7"/>
-        <w:ind w:left="1068"/>
-        <w:rPr>
-          <w:rFonts w:ascii="Times New Roman" w:hAnsi="Times New Roman" w:cs="Times New Roman"/>
-          <w:color w:val="000000" w:themeColor="text1"/>
-        </w:rPr>
-      </w:pPr>
-    </w:p>
-    <w:p>
-      <w:pPr>
-        <w:pStyle w:val="a7"/>
-        <w:ind w:left="1068"/>
-        <w:rPr>
-          <w:rFonts w:ascii="Times New Roman" w:hAnsi="Times New Roman" w:cs="Times New Roman"/>
-          <w:color w:val="000000" w:themeColor="text1"/>
-        </w:rPr>
-      </w:pPr>
-      <w:hyperlink r:id="rId24" w:history="1">
         <w:r>
           <w:rPr>
             <w:rStyle w:val="ac"/>
             <w:rFonts w:ascii="Times New Roman" w:hAnsi="Times New Roman" w:cs="Times New Roman"/>
             <w:color w:val="000000" w:themeColor="text1"/>
           </w:rPr>
-          <w:t>https://ru.wikipedia.org/wiki/%D0%94%D0%B5%D1%81%D1%8F%D1%82%D0%B8%D1%87%D0%BD%D1%8B%D0%B9_%D1%80%D0%B0%D0%B7%D0%B4%D0%B5%D0%BB%D0%B8%D1%82%D0%B5%D0%BB%D1%8C?ysclid=mu3nu9e2yn329458698</w:t>
+          <w:t>m</w:t>
+        </w:r>
+        <w:r>
+          <w:rPr>
+            <w:rStyle w:val="ac"/>
+            <w:rFonts w:ascii="Times New Roman" w:hAnsi="Times New Roman" w:cs="Times New Roman"/>
+            <w:color w:val="000000" w:themeColor="text1"/>
+          </w:rPr>
+          <w:t>ain.go</w:t>
         </w:r>
       </w:hyperlink>
     </w:p>
+    <w:p>
+      <w:pPr>
+        <w:jc w:val="center"/>
+        <w:rPr>
+          <w:rFonts w:ascii="Times New Roman" w:hAnsi="Times New Roman" w:cs="Times New Roman"/>
+          <w:color w:val="000000" w:themeColor="text1"/>
+        </w:rPr>
+      </w:pPr>
+    </w:p>
+    <w:p>
+      <w:pPr>
+        <w:pStyle w:val="1"/>
+        <w:jc w:val="center"/>
+        <w:rPr>
+          <w:rFonts w:ascii="Times New Roman" w:hAnsi="Times New Roman" w:cs="Times New Roman"/>
+          <w:color w:val="000000" w:themeColor="text1"/>
+        </w:rPr>
+      </w:pPr>
+      <w:bookmarkStart w:id="15" w:name="_Toc240449606"/>
+      <w:r>
+        <w:rPr>
+          <w:rFonts w:ascii="Times New Roman" w:hAnsi="Times New Roman" w:cs="Times New Roman"/>
+          <w:color w:val="000000" w:themeColor="text1"/>
+        </w:rPr>
+        <w:t>Выводы по работе</w:t>
+      </w:r>
+      <w:bookmarkEnd w:id="15"/>
+    </w:p>
+    <w:p>
+      <w:pPr>
+        <w:rPr>
+          <w:rFonts w:ascii="Times New Roman" w:hAnsi="Times New Roman" w:cs="Times New Roman"/>
+          <w:color w:val="000000" w:themeColor="text1"/>
+          <w:lang w:val="en-US"/>
+        </w:rPr>
+      </w:pPr>
+      <w:r>
+        <w:rPr>
+          <w:rFonts w:ascii="Times New Roman" w:hAnsi="Times New Roman" w:cs="Times New Roman"/>
+          <w:color w:val="000000" w:themeColor="text1"/>
+        </w:rPr>
+        <w:t xml:space="preserve">В процессе работы я научился переводить числа из одних систем счисления в другие, в том числе </w:t>
+      </w:r>
+      <w:proofErr w:type="spellStart"/>
+      <w:r>
+        <w:rPr>
+          <w:rFonts w:ascii="Times New Roman" w:hAnsi="Times New Roman" w:cs="Times New Roman"/>
+          <w:color w:val="000000" w:themeColor="text1"/>
+        </w:rPr>
+        <w:t>фибоначи</w:t>
+      </w:r>
+      <w:proofErr w:type="spellEnd"/>
+      <w:r>
+        <w:rPr>
+          <w:rFonts w:ascii="Times New Roman" w:hAnsi="Times New Roman" w:cs="Times New Roman"/>
+          <w:color w:val="000000" w:themeColor="text1"/>
+        </w:rPr>
+        <w:t>, факториальную, симметричную</w:t>
+      </w:r>
+    </w:p>
+    <w:p>
+      <w:pPr>
+        <w:pStyle w:val="a7"/>
+        <w:ind w:left="1068"/>
+        <w:rPr>
+          <w:rFonts w:ascii="Times New Roman" w:hAnsi="Times New Roman" w:cs="Times New Roman"/>
+          <w:color w:val="000000" w:themeColor="text1"/>
+        </w:rPr>
+      </w:pPr>
+    </w:p>
+    <w:p>
+      <w:pPr>
+        <w:pStyle w:val="a7"/>
+        <w:ind w:left="1068"/>
+        <w:rPr>
+          <w:rFonts w:ascii="Times New Roman" w:hAnsi="Times New Roman" w:cs="Times New Roman"/>
+          <w:color w:val="000000" w:themeColor="text1"/>
+        </w:rPr>
+      </w:pPr>
+    </w:p>
+    <w:p>
+      <w:pPr>
+        <w:pStyle w:val="1"/>
+        <w:jc w:val="center"/>
+        <w:rPr>
+          <w:rFonts w:ascii="Times New Roman" w:hAnsi="Times New Roman" w:cs="Times New Roman"/>
+          <w:color w:val="000000" w:themeColor="text1"/>
+        </w:rPr>
+      </w:pPr>
+      <w:bookmarkStart w:id="16" w:name="_Toc240449607"/>
+      <w:r>
+        <w:rPr>
+          <w:rFonts w:ascii="Times New Roman" w:hAnsi="Times New Roman" w:cs="Times New Roman"/>
+          <w:color w:val="000000" w:themeColor="text1"/>
+        </w:rPr>
+        <w:t>Список литературы</w:t>
+      </w:r>
+      <w:bookmarkEnd w:id="16"/>
+    </w:p>
+    <w:p>
+      <w:pPr>
+        <w:pStyle w:val="a7"/>
+        <w:ind w:left="1068"/>
+        <w:rPr>
+          <w:rFonts w:ascii="Times New Roman" w:hAnsi="Times New Roman" w:cs="Times New Roman"/>
+          <w:color w:val="000000" w:themeColor="text1"/>
+        </w:rPr>
+      </w:pPr>
+    </w:p>
+    <w:p>
+      <w:pPr>
+        <w:rPr>
+          <w:rFonts w:ascii="Times New Roman" w:hAnsi="Times New Roman" w:cs="Times New Roman"/>
+          <w:color w:val="000000" w:themeColor="text1"/>
+        </w:rPr>
+      </w:pPr>
+      <w:r>
+        <w:rPr>
+          <w:rFonts w:ascii="Times New Roman" w:hAnsi="Times New Roman" w:cs="Times New Roman"/>
+          <w:color w:val="000000" w:themeColor="text1"/>
+        </w:rPr>
+        <w:t xml:space="preserve">ГОСТ </w:t>
+      </w:r>
+      <w:r>
+        <w:rPr>
+          <w:rFonts w:ascii="Times New Roman" w:hAnsi="Times New Roman" w:cs="Times New Roman"/>
+          <w:color w:val="000000" w:themeColor="text1"/>
+        </w:rPr>
+        <w:t>«</w:t>
+      </w:r>
+      <w:r>
+        <w:rPr>
+          <w:rFonts w:ascii="Times New Roman" w:hAnsi="Times New Roman" w:cs="Times New Roman"/>
+          <w:color w:val="000000" w:themeColor="text1"/>
+        </w:rPr>
+        <w:t>Алексеев Е. Р. Информатика: учебное пособие</w:t>
+      </w:r>
+      <w:r>
+        <w:rPr>
+          <w:rFonts w:ascii="Times New Roman" w:hAnsi="Times New Roman" w:cs="Times New Roman"/>
+          <w:color w:val="000000" w:themeColor="text1"/>
+        </w:rPr>
+        <w:t>»</w:t>
+      </w:r>
+      <w:r>
+        <w:rPr>
+          <w:rFonts w:ascii="Times New Roman" w:hAnsi="Times New Roman" w:cs="Times New Roman"/>
+          <w:color w:val="000000" w:themeColor="text1"/>
+        </w:rPr>
+        <w:t xml:space="preserve"> </w:t>
+      </w:r>
+      <w:hyperlink r:id="rId24" w:history="1">
+        <w:r>
+          <w:rPr>
+            <w:rStyle w:val="ac"/>
+            <w:rFonts w:ascii="Times New Roman" w:hAnsi="Times New Roman" w:cs="Times New Roman"/>
+          </w:rPr>
+          <w:t>http://inf.e-alekseev.ru/text/toc.html</w:t>
+        </w:r>
+      </w:hyperlink>
+    </w:p>
+    <w:p>
+      <w:pPr>
+        <w:pStyle w:val="a7"/>
+        <w:ind w:left="1068"/>
+        <w:rPr>
+          <w:rFonts w:ascii="Times New Roman" w:hAnsi="Times New Roman" w:cs="Times New Roman"/>
+          <w:color w:val="000000" w:themeColor="text1"/>
+        </w:rPr>
+      </w:pPr>
+    </w:p>
+    <w:p>
+      <w:pPr>
+        <w:rPr>
+          <w:rFonts w:ascii="Times New Roman" w:hAnsi="Times New Roman" w:cs="Times New Roman"/>
+          <w:color w:val="000000" w:themeColor="text1"/>
+        </w:rPr>
+      </w:pPr>
+      <w:r>
+        <w:rPr>
+          <w:rFonts w:ascii="Times New Roman" w:hAnsi="Times New Roman" w:cs="Times New Roman"/>
+          <w:color w:val="000000" w:themeColor="text1"/>
+        </w:rPr>
+        <w:t xml:space="preserve">ГОСТ - </w:t>
+      </w:r>
+      <w:r>
+        <w:rPr>
+          <w:rFonts w:ascii="Times New Roman" w:hAnsi="Times New Roman" w:cs="Times New Roman"/>
+          <w:color w:val="000000" w:themeColor="text1"/>
+        </w:rPr>
+        <w:t>2006</w:t>
+      </w:r>
+      <w:r>
+        <w:rPr>
+          <w:rFonts w:ascii="Times New Roman" w:hAnsi="Times New Roman" w:cs="Times New Roman"/>
+          <w:color w:val="000000" w:themeColor="text1"/>
+        </w:rPr>
+        <w:t xml:space="preserve"> </w:t>
+      </w:r>
+      <w:r>
+        <w:rPr>
+          <w:rFonts w:ascii="Times New Roman" w:hAnsi="Times New Roman" w:cs="Times New Roman"/>
+          <w:color w:val="000000" w:themeColor="text1"/>
+        </w:rPr>
+        <w:t>Десятичный разделитель Википеди</w:t>
+      </w:r>
+      <w:r>
+        <w:rPr>
+          <w:rFonts w:ascii="Times New Roman" w:hAnsi="Times New Roman" w:cs="Times New Roman"/>
+          <w:color w:val="000000" w:themeColor="text1"/>
+        </w:rPr>
+        <w:t>я</w:t>
+      </w:r>
+      <w:r>
+        <w:rPr>
+          <w:rFonts w:ascii="Times New Roman" w:hAnsi="Times New Roman" w:cs="Times New Roman"/>
+          <w:color w:val="000000" w:themeColor="text1"/>
+        </w:rPr>
+        <w:t>: свободная энциклопедия</w:t>
+      </w:r>
+      <w:r>
+        <w:rPr>
+          <w:rFonts w:ascii="Times New Roman" w:hAnsi="Times New Roman" w:cs="Times New Roman"/>
+          <w:color w:val="000000" w:themeColor="text1"/>
+        </w:rPr>
+        <w:t>»</w:t>
+      </w:r>
+      <w:r>
+        <w:rPr>
+          <w:rFonts w:ascii="Times New Roman" w:hAnsi="Times New Roman" w:cs="Times New Roman"/>
+          <w:color w:val="000000" w:themeColor="text1"/>
+        </w:rPr>
+        <w:t xml:space="preserve"> </w:t>
+      </w:r>
+      <w:hyperlink r:id="rId25" w:history="1">
+        <w:r>
+          <w:rPr>
+            <w:rStyle w:val="ac"/>
+            <w:rFonts w:ascii="Times New Roman" w:hAnsi="Times New Roman" w:cs="Times New Roman"/>
+          </w:rPr>
+          <w:t>https://ru.wikipedia.org/wiki/%D0%94%D0%B5%D1%81%D1%8F%D1%82%D0%B8%D1%87%D0%BD%D1</w:t>
+        </w:r>
+        <w:r>
+          <w:rPr>
+            <w:rStyle w:val="ac"/>
+            <w:rFonts w:ascii="Times New Roman" w:hAnsi="Times New Roman" w:cs="Times New Roman"/>
+          </w:rPr>
+          <w:t>%</w:t>
+        </w:r>
+        <w:r>
+          <w:rPr>
+            <w:rStyle w:val="ac"/>
+            <w:rFonts w:ascii="Times New Roman" w:hAnsi="Times New Roman" w:cs="Times New Roman"/>
+          </w:rPr>
+          <w:t>8B%D0%B9_%D1%80%D0%B0%D0%B7%D0%B4%D0%B5%D0%BB%D0%B8%D1%82%D0%B5%D0%BB%D1%8C?ysclid=mu3nu9e2yn329458698</w:t>
+        </w:r>
+      </w:hyperlink>
+    </w:p>
     <w:sectPr>
-      <w:footerReference w:type="default" r:id="rId25"/>
-      <w:footerReference w:type="first" r:id="rId26"/>
+      <w:footerReference w:type="default" r:id="rId26"/>
+      <w:footerReference w:type="first" r:id="rId27"/>
       <w:pgSz w:w="11906" w:h="16838"/>
       <w:pgMar w:top="1134" w:right="850" w:bottom="1134" w:left="1701" w:header="708" w:footer="708" w:gutter="0"/>
       <w:cols w:space="708"/>
